--- a/オフィス移転_EARTH昭和町ビル/output/06_覚書_連帯保証人の交代及び退去に関する覚書_Golder_髙比_Monde.docx
+++ b/オフィス移転_EARTH昭和町ビル/output/06_覚書_連帯保証人の交代及び退去に関する覚書_Golder_髙比_Monde.docx
@@ -833,7 +833,7 @@
           <w:sz w:val="21"/>
           <w:szCs w:val="21"/>
         </w:rPr>
-        <w:t xml:space="preserve">代表者　代表取締役 辰己 逸奎　　　　　　　　　㊞</w:t>
+        <w:t xml:space="preserve">代表者　代表取締役 辰己 逸奎　　　　　　　　　印</w:t>
       </w:r>
     </w:p>
     <w:p>
@@ -864,7 +864,7 @@
           <w:sz w:val="21"/>
           <w:szCs w:val="21"/>
         </w:rPr>
-        <w:t xml:space="preserve">氏　名　髙比 康充　　　　　　　　　　　　　　　　㊞</w:t>
+        <w:t xml:space="preserve">氏　名　髙比 康充　　　　　　　　　　　　　　　　印</w:t>
       </w:r>
     </w:p>
     <w:p>
@@ -940,7 +940,7 @@
           <w:sz w:val="21"/>
           <w:szCs w:val="21"/>
         </w:rPr>
-        <w:t xml:space="preserve">代表者　代表取締役 辰己 逸奎　　　　　　　　　㊞</w:t>
+        <w:t xml:space="preserve">代表者　代表取締役 辰己 逸奎　　　　　　　　　印</w:t>
       </w:r>
     </w:p>
     <w:p>

--- a/オフィス移転_EARTH昭和町ビル/output/06_覚書_連帯保証人の交代及び退去に関する覚書_Golder_髙比_Monde.docx
+++ b/オフィス移転_EARTH昭和町ビル/output/06_覚書_連帯保証人の交代及び退去に関する覚書_Golder_髙比_Monde.docx
@@ -546,7 +546,7 @@
           <w:sz w:val="21"/>
           <w:szCs w:val="21"/>
         </w:rPr>
-        <w:t xml:space="preserve">２　前項の甲の債務について、丙は甲と連帯して保証する。</w:t>
+        <w:t xml:space="preserve">２　丙は、前項の甲の債務について保証その他の債務を負担しない。</w:t>
       </w:r>
     </w:p>
     <w:p>
@@ -668,7 +668,7 @@
           <w:sz w:val="21"/>
           <w:szCs w:val="21"/>
         </w:rPr>
-        <w:t xml:space="preserve">本覚書は、締結の日から効力を生じ、乙の連帯保証が消滅し、かつ第5条及び第6条に基づく甲丙の債務が全て履行された日まで有効とする。</w:t>
+        <w:t xml:space="preserve">本覚書は、締結の日から効力を生じ、乙の連帯保証が消滅し、かつ第5条に基づく甲丙の債務及び第6条に基づく甲の債務が全て履行された日まで有効とする。</w:t>
       </w:r>
     </w:p>
     <w:p>

--- a/オフィス移転_EARTH昭和町ビル/output/06_覚書_連帯保証人の交代及び退去に関する覚書_Golder_髙比_Monde.docx
+++ b/オフィス移転_EARTH昭和町ビル/output/06_覚書_連帯保証人の交代及び退去に関する覚書_Golder_髙比_Monde.docx
@@ -198,7 +198,7 @@
           <w:sz w:val="21"/>
           <w:szCs w:val="21"/>
         </w:rPr>
-        <w:t xml:space="preserve">甲及びその代表取締役 辰己 逸奎は、違約金適用期間の満了までに乙が本賃貸借契約の連帯保証人から外れることができるよう、【2027年7月31日】（以下「交代期限」という。）までに、次のいずれかの措置を講じるよう最大限努力する。</w:t>
+        <w:t xml:space="preserve">甲及びその代表取締役 辰己 逸奎は、違約金適用期間の満了までに乙が本賃貸借契約の連帯保証人から外れることができるよう、【2027年6月30日】（以下「交代期限」という。）までに、次のいずれかの措置を講じるよう最大限努力する。</w:t>
       </w:r>
     </w:p>
     <w:p>
@@ -334,7 +334,7 @@
           <w:sz w:val="21"/>
           <w:szCs w:val="21"/>
         </w:rPr>
-        <w:t xml:space="preserve">２　協議の結果、退去することを決定したときは、甲は、違約金適用期間の経過後の日を解約日として、遅滞なく貸主に対し本賃貸借契約第12条に基づく解約の申入れを行う。解約日は【2027年10月31日】を目途とし、解約日の3か月前までに申入れを行う。</w:t>
+        <w:t xml:space="preserve">２　協議の結果、退去することを決定したときは、甲は、違約金適用期間の経過後の日を解約日として、遅滞なく貸主に対し本賃貸借契約第12条に基づく解約の申入れを行う。解約日は【2027年10月31日】を目途とし、解約日の3か月前までに申入れを行う。申入れが遅れた場合、甲は、同条第2項に基づき3か月分の賃料相当額を貸主に支払うことにより解約日を繰り上げることができる。</w:t>
       </w:r>
     </w:p>
     <w:p>
@@ -1320,7 +1320,7 @@
                 <w:sz w:val="20"/>
                 <w:szCs w:val="20"/>
               </w:rPr>
-              <w:t xml:space="preserve">【2027年7月31日】</w:t>
+              <w:t xml:space="preserve">【2027年6月30日】</w:t>
             </w:r>
           </w:p>
         </w:tc>
@@ -1421,7 +1421,7 @@
                 <w:sz w:val="20"/>
                 <w:szCs w:val="20"/>
               </w:rPr>
-              <w:t xml:space="preserve">交代期限の直後</w:t>
+              <w:t xml:space="preserve">2027年7月中</w:t>
             </w:r>
           </w:p>
         </w:tc>
